--- a/word/04-chinh-sach-quy-trinh/qd-chi-dinh-chu-quan-uy-quyen.docx
+++ b/word/04-chinh-sach-quy-trinh/qd-chi-dinh-chu-quan-uy-quyen.docx
@@ -1911,13 +1911,13 @@
         <w:tblLayout w:type="autofit"/>
       </w:tblPr>
       <w:tblGrid>
-        <w:gridCol w:w="661"/>
-        <w:gridCol w:w="1732"/>
-        <w:gridCol w:w="1879"/>
-        <w:gridCol w:w="930"/>
-        <w:gridCol w:w="971"/>
-        <w:gridCol w:w="1700"/>
-        <w:gridCol w:w="1152"/>
+        <w:gridCol w:w="630"/>
+        <w:gridCol w:w="1274"/>
+        <w:gridCol w:w="1372"/>
+        <w:gridCol w:w="1201"/>
+        <w:gridCol w:w="915"/>
+        <w:gridCol w:w="2143"/>
+        <w:gridCol w:w="1490"/>
       </w:tblGrid>
       <w:tr>
         <w:trPr>
@@ -1926,7 +1926,7 @@
         </w:trPr>
         <w:tc>
           <w:tcPr>
-            <w:tcW w:type="dxa" w:w="661"/>
+            <w:tcW w:type="dxa" w:w="630"/>
             <w:tcBorders>
               <w:top w:val="single" w:color="000000" w:sz="4"/>
               <w:left w:val="single" w:color="000000" w:sz="4"/>
@@ -1963,7 +1963,7 @@
         </w:tc>
         <w:tc>
           <w:tcPr>
-            <w:tcW w:type="dxa" w:w="1732"/>
+            <w:tcW w:type="dxa" w:w="1274"/>
             <w:tcBorders>
               <w:top w:val="single" w:color="000000" w:sz="4"/>
               <w:left w:val="single" w:color="000000" w:sz="4"/>
@@ -2000,7 +2000,7 @@
         </w:tc>
         <w:tc>
           <w:tcPr>
-            <w:tcW w:type="dxa" w:w="1879"/>
+            <w:tcW w:type="dxa" w:w="1372"/>
             <w:tcBorders>
               <w:top w:val="single" w:color="000000" w:sz="4"/>
               <w:left w:val="single" w:color="000000" w:sz="4"/>
@@ -2037,7 +2037,7 @@
         </w:tc>
         <w:tc>
           <w:tcPr>
-            <w:tcW w:type="dxa" w:w="930"/>
+            <w:tcW w:type="dxa" w:w="1201"/>
             <w:tcBorders>
               <w:top w:val="single" w:color="000000" w:sz="4"/>
               <w:left w:val="single" w:color="000000" w:sz="4"/>
@@ -2074,7 +2074,7 @@
         </w:tc>
         <w:tc>
           <w:tcPr>
-            <w:tcW w:type="dxa" w:w="971"/>
+            <w:tcW w:type="dxa" w:w="915"/>
             <w:tcBorders>
               <w:top w:val="single" w:color="000000" w:sz="4"/>
               <w:left w:val="single" w:color="000000" w:sz="4"/>
@@ -2111,7 +2111,7 @@
         </w:tc>
         <w:tc>
           <w:tcPr>
-            <w:tcW w:type="dxa" w:w="1700"/>
+            <w:tcW w:type="dxa" w:w="2143"/>
             <w:tcBorders>
               <w:top w:val="single" w:color="000000" w:sz="4"/>
               <w:left w:val="single" w:color="000000" w:sz="4"/>
@@ -2148,7 +2148,7 @@
         </w:tc>
         <w:tc>
           <w:tcPr>
-            <w:tcW w:type="dxa" w:w="1152"/>
+            <w:tcW w:type="dxa" w:w="1490"/>
             <w:tcBorders>
               <w:top w:val="single" w:color="000000" w:sz="4"/>
               <w:left w:val="single" w:color="000000" w:sz="4"/>
@@ -2191,7 +2191,7 @@
         </w:trPr>
         <w:tc>
           <w:tcPr>
-            <w:tcW w:type="dxa" w:w="661"/>
+            <w:tcW w:type="dxa" w:w="630"/>
             <w:tcBorders>
               <w:top w:val="single" w:color="000000" w:sz="4"/>
               <w:left w:val="single" w:color="000000" w:sz="4"/>
@@ -2227,7 +2227,7 @@
         </w:tc>
         <w:tc>
           <w:tcPr>
-            <w:tcW w:type="dxa" w:w="1732"/>
+            <w:tcW w:type="dxa" w:w="1274"/>
             <w:tcBorders>
               <w:top w:val="single" w:color="000000" w:sz="4"/>
               <w:left w:val="single" w:color="000000" w:sz="4"/>
@@ -2264,7 +2264,7 @@
         </w:tc>
         <w:tc>
           <w:tcPr>
-            <w:tcW w:type="dxa" w:w="1879"/>
+            <w:tcW w:type="dxa" w:w="1372"/>
             <w:tcBorders>
               <w:top w:val="single" w:color="000000" w:sz="4"/>
               <w:left w:val="single" w:color="000000" w:sz="4"/>
@@ -2301,7 +2301,7 @@
         </w:tc>
         <w:tc>
           <w:tcPr>
-            <w:tcW w:type="dxa" w:w="930"/>
+            <w:tcW w:type="dxa" w:w="1201"/>
             <w:tcBorders>
               <w:top w:val="single" w:color="000000" w:sz="4"/>
               <w:left w:val="single" w:color="000000" w:sz="4"/>
@@ -2338,7 +2338,7 @@
         </w:tc>
         <w:tc>
           <w:tcPr>
-            <w:tcW w:type="dxa" w:w="971"/>
+            <w:tcW w:type="dxa" w:w="915"/>
             <w:tcBorders>
               <w:top w:val="single" w:color="000000" w:sz="4"/>
               <w:left w:val="single" w:color="000000" w:sz="4"/>
@@ -2375,7 +2375,7 @@
         </w:tc>
         <w:tc>
           <w:tcPr>
-            <w:tcW w:type="dxa" w:w="1700"/>
+            <w:tcW w:type="dxa" w:w="2143"/>
             <w:tcBorders>
               <w:top w:val="single" w:color="000000" w:sz="4"/>
               <w:left w:val="single" w:color="000000" w:sz="4"/>
@@ -2412,7 +2412,7 @@
         </w:tc>
         <w:tc>
           <w:tcPr>
-            <w:tcW w:type="dxa" w:w="1152"/>
+            <w:tcW w:type="dxa" w:w="1490"/>
             <w:tcBorders>
               <w:top w:val="single" w:color="000000" w:sz="4"/>
               <w:left w:val="single" w:color="000000" w:sz="4"/>
